--- a/Publisher_Ready_Curriculum/02_Chemistry_East_Meadow_Refactor/01_Safety_and_Measurement/07_Percent_Composition/Answer_Key.docx
+++ b/Publisher_Ready_Curriculum/02_Chemistry_East_Meadow_Refactor/01_Safety_and_Measurement/07_Percent_Composition/Answer_Key.docx
@@ -739,15 +739,13 @@
           <w:b/>
           <w:bCs/>
         </w:rPr>
-        <w:t xml:space="preserve">(a) Percent hydrogen by mass in H₂O:</w:t>
-      </w:r>
-    </w:p>
-    <w:p>
-      <w:pPr>
-        <w:pStyle w:val="BodyText"/>
-      </w:pPr>
-      <w:r>
-        <w:t xml:space="preserve">% H = (2 × 1.0) ÷ 18.0 × 100 = 2.0/18.0 × 100 =</w:t>
+        <w:t xml:space="preserve">GFM of MgO:</w:t>
+      </w:r>
+      <w:r>
+        <w:t xml:space="preserve"> </w:t>
+      </w:r>
+      <w:r>
+        <w:t xml:space="preserve">Mg = 24.0 g/mol (subscript 1) + O = 16.0 g/mol (subscript 1) =</w:t>
       </w:r>
       <w:r>
         <w:t xml:space="preserve"> </w:t>
@@ -757,7 +755,7 @@
           <w:b/>
           <w:bCs/>
         </w:rPr>
-        <w:t xml:space="preserve">11.1%</w:t>
+        <w:t xml:space="preserve">40.0 g/mol</w:t>
       </w:r>
     </w:p>
     <w:p>
@@ -765,13 +763,58 @@
         <w:pStyle w:val="BodyText"/>
       </w:pPr>
       <w:r>
-        <w:t xml:space="preserve">Setup: n = 2 (subscript on H); atomic mass of H = 1.0 g/mol; GFM of H₂O = 18.0 g/mol.</w:t>
+        <w:rPr>
+          <w:b/>
+          <w:bCs/>
+        </w:rPr>
+        <w:t xml:space="preserve">(a) Percent magnesium by mass in MgO:</w:t>
+      </w:r>
+    </w:p>
+    <w:p>
+      <w:pPr>
+        <w:pStyle w:val="BodyText"/>
+      </w:pPr>
+      <w:r>
+        <w:t xml:space="preserve">% Mg = (1 × 24.0) ÷ 40.0 × 100 = 24.0/40.0 × 100 =</w:t>
       </w:r>
       <w:r>
         <w:t xml:space="preserve"> </w:t>
       </w:r>
       <w:r>
-        <w:t xml:space="preserve">Mass ratio for H = 2/18 = 0.111; × 100 = 11.1%.</w:t>
+        <w:rPr>
+          <w:b/>
+          <w:bCs/>
+        </w:rPr>
+        <w:t xml:space="preserve">60.%</w:t>
+      </w:r>
+    </w:p>
+    <w:p>
+      <w:pPr>
+        <w:pStyle w:val="BodyText"/>
+      </w:pPr>
+      <w:r>
+        <w:t xml:space="preserve">Setup: n = 1 (subscript on Mg); atomic mass of Mg = 24.0 g/mol; GFM of MgO = 40.0 g/mol.</w:t>
+      </w:r>
+      <w:r>
+        <w:t xml:space="preserve"> </w:t>
+      </w:r>
+      <w:r>
+        <w:t xml:space="preserve">Mass ratio for Mg = 24/40 = 0.600; × 100 = 60.0%. MgO is not shown on the</w:t>
+      </w:r>
+      <w:r>
+        <w:t xml:space="preserve"> </w:t>
+      </w:r>
+      <w:r>
+        <w:rPr>
+          <w:rStyle w:val="VerbatimChar"/>
+        </w:rPr>
+        <w:t xml:space="preserve">water_composition.png</w:t>
+      </w:r>
+      <w:r>
+        <w:t xml:space="preserve"> </w:t>
+      </w:r>
+      <w:r>
+        <w:t xml:space="preserve">figure — students must derive the answer from the Periodic Table and the percent-composition formula.</w:t>
       </w:r>
     </w:p>
     <w:p>
@@ -789,13 +832,13 @@
         <w:t xml:space="preserve"> </w:t>
       </w:r>
       <w:r>
-        <w:t xml:space="preserve">1 point for correct answer (accept 11.1% or 11.2%); 1 point for showing the division setup with 18 in the denominator. A student who writes 1/18 × 100 = 5.6% missed the subscript 2 on hydrogen — write:</w:t>
+        <w:t xml:space="preserve">1 point for correct answer (accept 60.% or 60.0%); 1 point for showing the division setup with 40 in the denominator and 24 in the numerator. A student who writes 24/24 × 100 = 100% used Mg’s own atomic mass as the denominator instead of the GFM — write:</w:t>
       </w:r>
       <w:r>
         <w:t xml:space="preserve"> </w:t>
       </w:r>
       <w:r>
-        <w:t xml:space="preserve">“H appears twice in H₂O (subscript 2), so its mass contribution is 2 × 1.0 = 2.0 g/mol, not 1.0 g/mol.”</w:t>
+        <w:t xml:space="preserve">“The denominator must be the GFM of the entire compound (40 g/mol), not just one element’s mass.”</w:t>
       </w:r>
       <w:r>
         <w:t xml:space="preserve"> </w:t>
@@ -813,7 +856,7 @@
           <w:b/>
           <w:bCs/>
         </w:rPr>
-        <w:t xml:space="preserve">(b) Percent oxygen by mass in H₂O:</w:t>
+        <w:t xml:space="preserve">(b) Percent oxygen by mass in MgO:</w:t>
       </w:r>
     </w:p>
     <w:p>
@@ -821,7 +864,7 @@
         <w:pStyle w:val="BodyText"/>
       </w:pPr>
       <w:r>
-        <w:t xml:space="preserve">% O = (1 × 16.0) ÷ 18.0 × 100 = 16.0/18.0 × 100 =</w:t>
+        <w:t xml:space="preserve">% O = (1 × 16.0) ÷ 40.0 × 100 = 16.0/40.0 × 100 =</w:t>
       </w:r>
       <w:r>
         <w:t xml:space="preserve"> </w:t>
@@ -831,7 +874,7 @@
           <w:b/>
           <w:bCs/>
         </w:rPr>
-        <w:t xml:space="preserve">88.9%</w:t>
+        <w:t xml:space="preserve">40.%</w:t>
       </w:r>
     </w:p>
     <w:p>
@@ -839,13 +882,13 @@
         <w:pStyle w:val="BodyText"/>
       </w:pPr>
       <w:r>
-        <w:t xml:space="preserve">Setup: n = 1 (subscript on O); atomic mass of O = 16.0 g/mol; GFM of H₂O = 18.0 g/mol.</w:t>
+        <w:t xml:space="preserve">Setup: n = 1 (subscript on O); atomic mass of O = 16.0 g/mol; GFM of MgO = 40.0 g/mol.</w:t>
       </w:r>
       <w:r>
         <w:t xml:space="preserve"> </w:t>
       </w:r>
       <w:r>
-        <w:t xml:space="preserve">Mass ratio for O = 16/18 = 0.889; × 100 = 88.9%.</w:t>
+        <w:t xml:space="preserve">Mass ratio for O = 16/40 = 0.400; × 100 = 40.0%.</w:t>
       </w:r>
     </w:p>
     <w:p>
@@ -863,7 +906,7 @@
         <w:t xml:space="preserve"> </w:t>
       </w:r>
       <w:r>
-        <w:t xml:space="preserve">1 point for correct answer (accept 88.9% or 88.8%); 1 point for showing the division setup. Consistency check: if a student has % H = 11.1% and % O = 88.9%, the sum is 100.0% — award the consistency point. If the sum deviates by more than 1 percentage point, probe for a rounding or arithmetic error. NYSSLS: HS-PS1-2.</w:t>
+        <w:t xml:space="preserve">1 point for correct answer (accept 40.% or 40.0%); 1 point for showing the division setup with 40 in the denominator. Consistency check: % Mg + % O = 60.% + 40.% = 100.% — if the student’s sum deviates by more than 1 percentage point, probe for a rounding or arithmetic error. NYSSLS: HS-PS1-2.</w:t>
       </w:r>
     </w:p>
     <w:p>
@@ -893,7 +936,7 @@
         <w:t xml:space="preserve"> </w:t>
       </w:r>
       <w:r>
-        <w:t xml:space="preserve">Every gram of the compound is made entirely of its constituent elements — hydrogen and oxygen account for all of the mass of water, with no mass left unaccounted for, so each element’s share of the total mass must sum to the whole (100%).</w:t>
+        <w:t xml:space="preserve">Every gram of the compound is made entirely of its constituent elements — magnesium and oxygen account for all of the mass of magnesium oxide, with no mass left unaccounted for, so each element’s share of the total mass must sum to the whole (100%).</w:t>
       </w:r>
     </w:p>
     <w:p>
